--- a/SSL.docx
+++ b/SSL.docx
@@ -14,7 +14,7 @@
     <w:bookmarkEnd w:id="0"/>
     <w:p>
       <w:r>
-        <w:t>The SSL setup screen lets you create a free SSL certificate for Apache.  This certificate will automatically renew every 670 days. It expires after 90, so you must keep your grid running sometime during that month to get it to renew.</w:t>
+        <w:t>The SSL setup screen lets you create a free SSL certificate for Apache.  DreamGrid obtains the certificate from Let's Encrypt using win-acme (wacs.exe), and win-acme registers its own Windows Scheduled Task to renew it automatically - DreamGrid itself does not set or track any renewal interval, so there is no fixed number of days to quote here.  Let's Encrypt certificates are valid for 90 days and win-acme renews them well before that, so leave the scheduled task in place and your PC on often enough for it to run.</w:t>
       </w:r>
     </w:p>
     <w:p>
@@ -209,6 +209,64 @@
       <w:r>
         <w:t xml:space="preserve"> restarts.</w:t>
       </w:r>
+    </w:p>
+    <w:p>
+      <w:pPr>
+        <w:pStyle w:val="Heading2"/>
+      </w:pPr>
+      <w:r>
+        <w:t>Other controls on this screen</w:t>
+      </w:r>
+      <w:proofErr w:type="gramStart"/>
+      <w:proofErr w:type="gramEnd"/>
+    </w:p>
+    <w:p>
+      <w:pPr/>
+      <w:r>
+        <w:t>Force - re-runs win-acme with the --force option.  Normally win-acme reuses a cached certificate if one was issued recently; tick Force to make it request a brand new certificate anyway.</w:t>
+      </w:r>
+      <w:proofErr w:type="gramStart"/>
+      <w:proofErr w:type="gramEnd"/>
+    </w:p>
+    <w:p>
+      <w:pPr/>
+      <w:r>
+        <w:t>Revoke Certificate - asks for confirmation, then marks the certificate as no longer installed in DreamGrid so SSL is switched back off.</w:t>
+      </w:r>
+      <w:proofErr w:type="gramStart"/>
+      <w:proofErr w:type="gramEnd"/>
+    </w:p>
+    <w:p>
+      <w:pPr/>
+      <w:r>
+        <w:t>View Status - opens crt.sh in your browser, showing the certificates that have been issued publicly for your address.</w:t>
+      </w:r>
+      <w:proofErr w:type="gramStart"/>
+      <w:proofErr w:type="gramEnd"/>
+    </w:p>
+    <w:p>
+      <w:pPr/>
+      <w:r>
+        <w:t>Use this certificate for OpenSim HTTPS too - reuses the same Apache certificate for Robust/OpenSim's own HTTPS listener.  DreamGrid converts the Apache .pem files into a password-protected .p12 file in OutworldzFiles\Apache\Certs and points Robust.HG.ini at it.  This can only be ticked once the certificate is installed and SSL is enabled.</w:t>
+      </w:r>
+      <w:proofErr w:type="gramStart"/>
+      <w:proofErr w:type="gramEnd"/>
+    </w:p>
+    <w:p>
+      <w:pPr/>
+      <w:r>
+        <w:t>Certificate Export Password - the password used for that PKCS12 (.p12) export and written into Robust.HG.ini as cert_pass.  Changing it re-exports the .p12 immediately so the file and the .ini always agree.</w:t>
+      </w:r>
+      <w:proofErr w:type="gramStart"/>
+      <w:proofErr w:type="gramEnd"/>
+    </w:p>
+    <w:p>
+      <w:pPr/>
+      <w:r>
+        <w:t>Start / Stop / Restart - control the Apache server without leaving this screen, so you can restart Apache to put a new certificate into effect (Step 4 above).</w:t>
+      </w:r>
+      <w:proofErr w:type="gramStart"/>
+      <w:proofErr w:type="gramEnd"/>
     </w:p>
     <w:p>
       <w:r>

--- a/SSL.docx
+++ b/SSL.docx
@@ -231,7 +231,7 @@
     <w:p>
       <w:pPr/>
       <w:r>
-        <w:t>Revoke Certificate - asks for confirmation, then marks the certificate as no longer installed in DreamGrid so SSL is switched back off.</w:t>
+        <w:t xml:space="preserve">Revoke Certificate - asks for confirmation, then actually revokes the certificate with Let’s Encrypt (not just a local flag) and marks it as no longer installed in DreamGrid, switching SSL back off. This has been tested against Let’s Encrypt’s staging environment but not yet fully verified end to end against a real production certificate.</w:t>
       </w:r>
       <w:proofErr w:type="gramStart"/>
       <w:proofErr w:type="gramEnd"/>
